--- a/Knowledge/3-Work knowledge/1-Software Engineering/2-General Technologies/9-Databases/5-My Source/1-Intro to Databases/3-Database Management System components/1-Database Management System components.docx
+++ b/Knowledge/3-Work knowledge/1-Software Engineering/2-General Technologies/9-Databases/5-My Source/1-Intro to Databases/3-Database Management System components/1-Database Management System components.docx
@@ -31,6 +31,7 @@
       </w:pPr>
       <w:r>
         <w:rPr>
+          <w:rFonts w:ascii="Arial" w:hAnsi="Arial" w:eastAsia="Arial"/>
           <w:b/>
           <w:color w:val="000000"/>
           <w:sz w:val="18"/>
@@ -40,6 +41,7 @@
       </w:r>
       <w:r>
         <w:rPr>
+          <w:rFonts w:ascii="Arial" w:hAnsi="Arial" w:eastAsia="Arial"/>
           <w:color w:val="000000"/>
           <w:sz w:val="18"/>
           <w:highlight w:val="lightGray"/>
@@ -48,6 +50,7 @@
       </w:r>
       <w:r>
         <w:rPr>
+          <w:rFonts w:ascii="Arial" w:hAnsi="Arial" w:eastAsia="Arial"/>
           <w:b/>
           <w:color w:val="000000"/>
           <w:sz w:val="18"/>
@@ -57,6 +60,7 @@
       </w:r>
       <w:r>
         <w:rPr>
+          <w:rFonts w:ascii="Arial" w:hAnsi="Arial" w:eastAsia="Arial"/>
           <w:color w:val="000000"/>
           <w:sz w:val="18"/>
           <w:highlight w:val="lightGray"/>
@@ -65,6 +69,7 @@
       </w:r>
       <w:r>
         <w:rPr>
+          <w:rFonts w:ascii="Arial" w:hAnsi="Arial" w:eastAsia="Arial"/>
           <w:b/>
           <w:color w:val="000000"/>
           <w:sz w:val="18"/>
@@ -74,6 +79,7 @@
       </w:r>
       <w:r>
         <w:rPr>
+          <w:rFonts w:ascii="Arial" w:hAnsi="Arial" w:eastAsia="Arial"/>
           <w:color w:val="000000"/>
           <w:sz w:val="18"/>
           <w:highlight w:val="lightGray"/>
@@ -146,6 +152,7 @@
       </w:pPr>
       <w:r>
         <w:rPr>
+          <w:rFonts w:ascii="Arial" w:hAnsi="Arial" w:eastAsia="Arial"/>
           <w:b/>
           <w:color w:val="000000"/>
           <w:sz w:val="18"/>
@@ -155,6 +162,7 @@
       </w:r>
       <w:r>
         <w:rPr>
+          <w:rFonts w:ascii="Arial" w:hAnsi="Arial" w:eastAsia="Arial"/>
           <w:color w:val="000000"/>
           <w:sz w:val="18"/>
           <w:highlight w:val="lightGray"/>
@@ -163,6 +171,7 @@
       </w:r>
       <w:r>
         <w:rPr>
+          <w:rFonts w:ascii="Arial" w:hAnsi="Arial" w:eastAsia="Arial"/>
           <w:b/>
           <w:color w:val="000000"/>
           <w:sz w:val="18"/>
@@ -172,6 +181,7 @@
       </w:r>
       <w:r>
         <w:rPr>
+          <w:rFonts w:ascii="Arial" w:hAnsi="Arial" w:eastAsia="Arial"/>
           <w:color w:val="000000"/>
           <w:sz w:val="18"/>
           <w:highlight w:val="lightGray"/>
@@ -180,6 +190,7 @@
       </w:r>
       <w:r>
         <w:rPr>
+          <w:rFonts w:ascii="Arial" w:hAnsi="Arial" w:eastAsia="Arial"/>
           <w:b/>
           <w:color w:val="000000"/>
           <w:sz w:val="18"/>
@@ -189,6 +200,7 @@
       </w:r>
       <w:r>
         <w:rPr>
+          <w:rFonts w:ascii="Arial" w:hAnsi="Arial" w:eastAsia="Arial"/>
           <w:color w:val="000000"/>
           <w:sz w:val="18"/>
           <w:highlight w:val="lightGray"/>
@@ -1074,6 +1086,7 @@
       </w:pPr>
       <w:r>
         <w:rPr>
+          <w:rFonts w:ascii="Arial" w:hAnsi="Arial" w:eastAsia="Arial"/>
           <w:b/>
           <w:color w:val="000000"/>
           <w:sz w:val="18"/>
@@ -1083,6 +1096,7 @@
       </w:r>
       <w:r>
         <w:rPr>
+          <w:rFonts w:ascii="Arial" w:hAnsi="Arial" w:eastAsia="Arial"/>
           <w:color w:val="000000"/>
           <w:sz w:val="18"/>
           <w:highlight w:val="lightGray"/>
@@ -1091,6 +1105,7 @@
       </w:r>
       <w:r>
         <w:rPr>
+          <w:rFonts w:ascii="Arial" w:hAnsi="Arial" w:eastAsia="Arial"/>
           <w:b/>
           <w:color w:val="000000"/>
           <w:sz w:val="18"/>
@@ -1100,6 +1115,7 @@
       </w:r>
       <w:r>
         <w:rPr>
+          <w:rFonts w:ascii="Arial" w:hAnsi="Arial" w:eastAsia="Arial"/>
           <w:color w:val="000000"/>
           <w:sz w:val="18"/>
           <w:highlight w:val="lightGray"/>
@@ -1108,6 +1124,7 @@
       </w:r>
       <w:r>
         <w:rPr>
+          <w:rFonts w:ascii="Arial" w:hAnsi="Arial" w:eastAsia="Arial"/>
           <w:b/>
           <w:color w:val="000000"/>
           <w:sz w:val="18"/>
@@ -1117,6 +1134,7 @@
       </w:r>
       <w:r>
         <w:rPr>
+          <w:rFonts w:ascii="Arial" w:hAnsi="Arial" w:eastAsia="Arial"/>
           <w:color w:val="000000"/>
           <w:sz w:val="18"/>
           <w:highlight w:val="lightGray"/>
@@ -1399,6 +1417,7 @@
       </w:pPr>
       <w:r>
         <w:rPr>
+          <w:rFonts w:ascii="Arial" w:hAnsi="Arial" w:eastAsia="Arial"/>
           <w:b/>
           <w:color w:val="000000"/>
           <w:sz w:val="18"/>
@@ -1408,6 +1427,7 @@
       </w:r>
       <w:r>
         <w:rPr>
+          <w:rFonts w:ascii="Arial" w:hAnsi="Arial" w:eastAsia="Arial"/>
           <w:color w:val="000000"/>
           <w:sz w:val="18"/>
           <w:highlight w:val="lightGray"/>
@@ -1416,6 +1436,7 @@
       </w:r>
       <w:r>
         <w:rPr>
+          <w:rFonts w:ascii="Arial" w:hAnsi="Arial" w:eastAsia="Arial"/>
           <w:b/>
           <w:color w:val="000000"/>
           <w:sz w:val="18"/>
@@ -1425,6 +1446,7 @@
       </w:r>
       <w:r>
         <w:rPr>
+          <w:rFonts w:ascii="Arial" w:hAnsi="Arial" w:eastAsia="Arial"/>
           <w:color w:val="000000"/>
           <w:sz w:val="18"/>
           <w:highlight w:val="lightGray"/>
@@ -1433,6 +1455,7 @@
       </w:r>
       <w:r>
         <w:rPr>
+          <w:rFonts w:ascii="Arial" w:hAnsi="Arial" w:eastAsia="Arial"/>
           <w:b/>
           <w:color w:val="000000"/>
           <w:sz w:val="18"/>
@@ -1442,6 +1465,7 @@
       </w:r>
       <w:r>
         <w:rPr>
+          <w:rFonts w:ascii="Arial" w:hAnsi="Arial" w:eastAsia="Arial"/>
           <w:color w:val="000000"/>
           <w:sz w:val="18"/>
           <w:highlight w:val="lightGray"/>
@@ -2082,6 +2106,7 @@
       </w:pPr>
       <w:r>
         <w:rPr>
+          <w:rFonts w:ascii="Arial" w:hAnsi="Arial" w:eastAsia="Arial"/>
           <w:b/>
           <w:color w:val="000000"/>
           <w:sz w:val="18"/>
@@ -2091,6 +2116,7 @@
       </w:r>
       <w:r>
         <w:rPr>
+          <w:rFonts w:ascii="Arial" w:hAnsi="Arial" w:eastAsia="Arial"/>
           <w:color w:val="000000"/>
           <w:sz w:val="18"/>
           <w:highlight w:val="lightGray"/>
@@ -2099,6 +2125,7 @@
       </w:r>
       <w:r>
         <w:rPr>
+          <w:rFonts w:ascii="Arial" w:hAnsi="Arial" w:eastAsia="Arial"/>
           <w:b/>
           <w:color w:val="000000"/>
           <w:sz w:val="18"/>
@@ -2108,6 +2135,7 @@
       </w:r>
       <w:r>
         <w:rPr>
+          <w:rFonts w:ascii="Arial" w:hAnsi="Arial" w:eastAsia="Arial"/>
           <w:color w:val="000000"/>
           <w:sz w:val="18"/>
           <w:highlight w:val="lightGray"/>
@@ -2116,6 +2144,7 @@
       </w:r>
       <w:r>
         <w:rPr>
+          <w:rFonts w:ascii="Arial" w:hAnsi="Arial" w:eastAsia="Arial"/>
           <w:b/>
           <w:color w:val="000000"/>
           <w:sz w:val="18"/>
@@ -2125,6 +2154,7 @@
       </w:r>
       <w:r>
         <w:rPr>
+          <w:rFonts w:ascii="Arial" w:hAnsi="Arial" w:eastAsia="Arial"/>
           <w:color w:val="000000"/>
           <w:sz w:val="18"/>
           <w:highlight w:val="lightGray"/>

--- a/Knowledge/3-Work knowledge/1-Software Engineering/2-General Technologies/9-Databases/5-My Source/1-Intro to Databases/3-Database Management System components/1-Database Management System components.docx
+++ b/Knowledge/3-Work knowledge/1-Software Engineering/2-General Technologies/9-Databases/5-My Source/1-Intro to Databases/3-Database Management System components/1-Database Management System components.docx
@@ -9,6 +9,9 @@
       <w:bookmarkStart w:id="0" w:name="_e5tivcz0o3i9" w:colFirst="0" w:colLast="0"/>
       <w:bookmarkEnd w:id="0"/>
       <w:r>
+        <w:rPr>
+          <w:rFonts w:ascii="Calibri Light" w:hAnsi="Calibri Light" w:eastAsia="Calibri Light"/>
+        </w:rPr>
         <w:t>Database Management System components</w:t>
       </w:r>
     </w:p>
@@ -22,6 +25,9 @@
       <w:bookmarkStart w:id="1" w:name="_qve3yzy3iomx" w:colFirst="0" w:colLast="0"/>
       <w:bookmarkEnd w:id="1"/>
       <w:r>
+        <w:rPr>
+          <w:rFonts w:ascii="Calibri Light" w:hAnsi="Calibri Light" w:eastAsia="Calibri Light"/>
+        </w:rPr>
         <w:t>🧱 What Are the Components of a Database Management System (DBMS)?</w:t>
       </w:r>
     </w:p>
@@ -138,6 +144,7 @@
       <w:bookmarkEnd w:id="2"/>
       <w:r>
         <w:rPr>
+          <w:rFonts w:ascii="Calibri Light" w:hAnsi="Calibri Light" w:eastAsia="Calibri Light"/>
           <w:b/>
           <w:bCs/>
           <w:sz w:val="34"/>
@@ -1077,6 +1084,9 @@
       <w:bookmarkStart w:id="3" w:name="_r24d3xnqpgar" w:colFirst="0" w:colLast="0"/>
       <w:bookmarkEnd w:id="3"/>
       <w:r>
+        <w:rPr>
+          <w:rFonts w:ascii="Calibri Light" w:hAnsi="Calibri Light" w:eastAsia="Calibri Light"/>
+        </w:rPr>
         <w:t>🔄 Diagram View (Simplified)</w:t>
       </w:r>
     </w:p>
@@ -1403,6 +1413,7 @@
       <w:bookmarkEnd w:id="4"/>
       <w:r>
         <w:rPr>
+          <w:rFonts w:ascii="Calibri Light" w:hAnsi="Calibri Light" w:eastAsia="Calibri Light"/>
           <w:b/>
           <w:bCs/>
           <w:sz w:val="34"/>
@@ -2092,6 +2103,7 @@
       <w:bookmarkEnd w:id="5"/>
       <w:r>
         <w:rPr>
+          <w:rFonts w:ascii="Calibri Light" w:hAnsi="Calibri Light" w:eastAsia="Calibri Light"/>
           <w:b/>
           <w:bCs/>
           <w:sz w:val="34"/>
